--- a/templateIssue.docx
+++ b/templateIssue.docx
@@ -359,7 +359,37 @@
                 <w:b/>
                 <w:sz w:val="24"/>
               </w:rPr>
-              <w:t>[name]</w:t>
+              <w:t>[</w:t>
+            </w:r>
+            <w:proofErr w:type="spellStart"/>
+            <w:r>
+              <w:rPr>
+                <w:b/>
+                <w:sz w:val="24"/>
+              </w:rPr>
+              <w:t>user</w:t>
+            </w:r>
+            <w:r>
+              <w:rPr>
+                <w:b/>
+                <w:sz w:val="24"/>
+              </w:rPr>
+              <w:t>N</w:t>
+            </w:r>
+            <w:r>
+              <w:rPr>
+                <w:b/>
+                <w:sz w:val="24"/>
+              </w:rPr>
+              <w:t>ame</w:t>
+            </w:r>
+            <w:proofErr w:type="spellEnd"/>
+            <w:r>
+              <w:rPr>
+                <w:b/>
+                <w:sz w:val="24"/>
+              </w:rPr>
+              <w:t>]</w:t>
             </w:r>
           </w:p>
         </w:tc>
@@ -406,14 +436,16 @@
               <w:rPr>
                 <w:b/>
                 <w:sz w:val="24"/>
+                <w:lang w:val="ru-RU"/>
               </w:rPr>
             </w:pPr>
             <w:r>
               <w:rPr>
                 <w:b/>
                 <w:sz w:val="24"/>
-              </w:rPr>
-              <w:t>[pc]</w:t>
+                <w:lang w:val="ru-RU"/>
+              </w:rPr>
+              <w:t>[pcModel]</w:t>
             </w:r>
           </w:p>
         </w:tc>
@@ -438,8 +470,26 @@
               <w:rPr>
                 <w:b/>
                 <w:sz w:val="24"/>
-              </w:rPr>
-              <w:t>[pgNumber]</w:t>
+                <w:lang w:val="ru-RU"/>
+              </w:rPr>
+              <w:t>[</w:t>
+            </w:r>
+            <w:proofErr w:type="spellStart"/>
+            <w:r>
+              <w:rPr>
+                <w:b/>
+                <w:sz w:val="24"/>
+              </w:rPr>
+              <w:t>pgAssetPc</w:t>
+            </w:r>
+            <w:proofErr w:type="spellEnd"/>
+            <w:r>
+              <w:rPr>
+                <w:b/>
+                <w:sz w:val="24"/>
+                <w:lang w:val="ru-RU"/>
+              </w:rPr>
+              <w:t>]</w:t>
             </w:r>
           </w:p>
         </w:tc>
@@ -932,7 +982,6 @@
   <w:style w:type="character" w:default="1" w:styleId="DefaultParagraphFont">
     <w:name w:val="Default Paragraph Font"/>
     <w:uiPriority w:val="1"/>
-    <w:semiHidden/>
     <w:unhideWhenUsed/>
   </w:style>
   <w:style w:type="table" w:default="1" w:styleId="TableNormal">

--- a/templateIssue.docx
+++ b/templateIssue.docx
@@ -1,6 +1,6 @@
 
 <file path=word/document.xml><?xml version="1.0" encoding="utf-8"?>
-<w:document xmlns:wpc="http://schemas.microsoft.com/office/word/2010/wordprocessingCanvas" xmlns:cx="http://schemas.microsoft.com/office/drawing/2014/chartex" xmlns:cx1="http://schemas.microsoft.com/office/drawing/2015/9/8/chartex" xmlns:cx2="http://schemas.microsoft.com/office/drawing/2015/10/21/chartex" xmlns:cx3="http://schemas.microsoft.com/office/drawing/2016/5/9/chartex" xmlns:cx4="http://schemas.microsoft.com/office/drawing/2016/5/10/chartex" xmlns:cx5="http://schemas.microsoft.com/office/drawing/2016/5/11/chartex" xmlns:cx6="http://schemas.microsoft.com/office/drawing/2016/5/12/chartex" xmlns:cx7="http://schemas.microsoft.com/office/drawing/2016/5/13/chartex" xmlns:cx8="http://schemas.microsoft.com/office/drawing/2016/5/14/chartex" xmlns:mc="http://schemas.openxmlformats.org/markup-compatibility/2006" xmlns:aink="http://schemas.microsoft.com/office/drawing/2016/ink" xmlns:am3d="http://schemas.microsoft.com/office/drawing/2017/model3d" xmlns:o="urn:schemas-microsoft-com:office:office" xmlns:oel="http://schemas.microsoft.com/office/2019/extlst" xmlns:r="http://schemas.openxmlformats.org/officeDocument/2006/relationships" xmlns:m="http://schemas.openxmlformats.org/officeDocument/2006/math" xmlns:v="urn:schemas-microsoft-com:vml" xmlns:wp14="http://schemas.microsoft.com/office/word/2010/wordprocessingDrawing" xmlns:wp="http://schemas.openxmlformats.org/drawingml/2006/wordprocessingDrawing" xmlns:w10="urn:schemas-microsoft-com:office:word" xmlns:w="http://schemas.openxmlformats.org/wordprocessingml/2006/main" xmlns:w14="http://schemas.microsoft.com/office/word/2010/wordml" xmlns:w15="http://schemas.microsoft.com/office/word/2012/wordml" xmlns:w16cex="http://schemas.microsoft.com/office/word/2018/wordml/cex" xmlns:w16cid="http://schemas.microsoft.com/office/word/2016/wordml/cid" xmlns:w16="http://schemas.microsoft.com/office/word/2018/wordml" xmlns:w16du="http://schemas.microsoft.com/office/word/2023/wordml/word16du" xmlns:w16sdtdh="http://schemas.microsoft.com/office/word/2020/wordml/sdtdatahash" xmlns:w16sdtfl="http://schemas.microsoft.com/office/word/2024/wordml/sdtformatlock" xmlns:w16se="http://schemas.microsoft.com/office/word/2015/wordml/symex" xmlns:wpg="http://schemas.microsoft.com/office/word/2010/wordprocessingGroup" xmlns:wpi="http://schemas.microsoft.com/office/word/2010/wordprocessingInk" xmlns:wne="http://schemas.microsoft.com/office/word/2006/wordml" xmlns:wps="http://schemas.microsoft.com/office/word/2010/wordprocessingShape" mc:Ignorable="w14 w15 w16se w16cid w16 w16cex w16sdtdh w16sdtfl w16du wp14">
+<w:document xmlns:wpc="http://schemas.microsoft.com/office/word/2010/wordprocessingCanvas" xmlns:cx="http://schemas.microsoft.com/office/drawing/2014/chartex" xmlns:cx1="http://schemas.microsoft.com/office/drawing/2015/9/8/chartex" xmlns:cx2="http://schemas.microsoft.com/office/drawing/2015/10/21/chartex" xmlns:cx3="http://schemas.microsoft.com/office/drawing/2016/5/9/chartex" xmlns:cx4="http://schemas.microsoft.com/office/drawing/2016/5/10/chartex" xmlns:cx5="http://schemas.microsoft.com/office/drawing/2016/5/11/chartex" xmlns:cx6="http://schemas.microsoft.com/office/drawing/2016/5/12/chartex" xmlns:cx7="http://schemas.microsoft.com/office/drawing/2016/5/13/chartex" xmlns:cx8="http://schemas.microsoft.com/office/drawing/2016/5/14/chartex" xmlns:mc="http://schemas.openxmlformats.org/markup-compatibility/2006" xmlns:aink="http://schemas.microsoft.com/office/drawing/2016/ink" xmlns:am3d="http://schemas.microsoft.com/office/drawing/2017/model3d" xmlns:o="urn:schemas-microsoft-com:office:office" xmlns:oel="http://schemas.microsoft.com/office/2019/extlst" xmlns:r="http://schemas.openxmlformats.org/officeDocument/2006/relationships" xmlns:m="http://schemas.openxmlformats.org/officeDocument/2006/math" xmlns:v="urn:schemas-microsoft-com:vml" xmlns:wp14="http://schemas.microsoft.com/office/word/2010/wordprocessingDrawing" xmlns:wp="http://schemas.openxmlformats.org/drawingml/2006/wordprocessingDrawing" xmlns:w10="urn:schemas-microsoft-com:office:word" xmlns:w="http://schemas.openxmlformats.org/wordprocessingml/2006/main" xmlns:w14="http://schemas.microsoft.com/office/word/2010/wordml" xmlns:w15="http://schemas.microsoft.com/office/word/2012/wordml" xmlns:w16cex="http://schemas.microsoft.com/office/word/2018/wordml/cex" xmlns:w16cid="http://schemas.microsoft.com/office/word/2016/wordml/cid" xmlns:w16="http://schemas.microsoft.com/office/word/2018/wordml" xmlns:w16sdtdh="http://schemas.microsoft.com/office/word/2020/wordml/sdtdatahash" xmlns:w16se="http://schemas.microsoft.com/office/word/2015/wordml/symex" xmlns:wpg="http://schemas.microsoft.com/office/word/2010/wordprocessingGroup" xmlns:wpi="http://schemas.microsoft.com/office/word/2010/wordprocessingInk" xmlns:wne="http://schemas.microsoft.com/office/word/2006/wordml" xmlns:wps="http://schemas.microsoft.com/office/word/2010/wordprocessingShape" mc:Ignorable="w14 w15 w16se w16cid w16 w16cex w16sdtdh wp14">
   <w:body>
     <w:p>
       <w:pPr>
@@ -359,7 +359,7 @@
                 <w:b/>
                 <w:sz w:val="24"/>
               </w:rPr>
-              <w:t>[</w:t>
+              <w:t>{</w:t>
             </w:r>
             <w:proofErr w:type="spellStart"/>
             <w:r>
@@ -389,7 +389,7 @@
                 <w:b/>
                 <w:sz w:val="24"/>
               </w:rPr>
-              <w:t>]</w:t>
+              <w:t>}</w:t>
             </w:r>
           </w:p>
         </w:tc>
@@ -445,7 +445,25 @@
                 <w:sz w:val="24"/>
                 <w:lang w:val="ru-RU"/>
               </w:rPr>
-              <w:t>[pcModel]</w:t>
+              <w:t>{</w:t>
+            </w:r>
+            <w:proofErr w:type="spellStart"/>
+            <w:r>
+              <w:rPr>
+                <w:b/>
+                <w:sz w:val="24"/>
+                <w:lang w:val="ru-RU"/>
+              </w:rPr>
+              <w:t>pcModel</w:t>
+            </w:r>
+            <w:proofErr w:type="spellEnd"/>
+            <w:r>
+              <w:rPr>
+                <w:b/>
+                <w:sz w:val="24"/>
+                <w:lang w:val="ru-RU"/>
+              </w:rPr>
+              <w:t>}</w:t>
             </w:r>
           </w:p>
         </w:tc>
@@ -472,7 +490,7 @@
                 <w:sz w:val="24"/>
                 <w:lang w:val="ru-RU"/>
               </w:rPr>
-              <w:t>[</w:t>
+              <w:t>{</w:t>
             </w:r>
             <w:proofErr w:type="spellStart"/>
             <w:r>
@@ -489,7 +507,7 @@
                 <w:sz w:val="24"/>
                 <w:lang w:val="ru-RU"/>
               </w:rPr>
-              <w:t>]</w:t>
+              <w:t>}</w:t>
             </w:r>
           </w:p>
         </w:tc>
@@ -536,35 +554,60 @@
           <w:lang w:val="ru-RU"/>
         </w:rPr>
       </w:pPr>
-      <w:r>
-        <w:rPr>
-          <w:sz w:val="24"/>
-          <w:lang w:val="ru-RU"/>
-        </w:rPr>
-        <w:t>Менеджер:                 ________________________</w:t>
-      </w:r>
-    </w:p>
-    <w:p>
-      <w:pPr>
-        <w:rPr>
-          <w:sz w:val="24"/>
-          <w:lang w:val="ru-RU"/>
-        </w:rPr>
-      </w:pPr>
-    </w:p>
-    <w:p>
-      <w:pPr>
-        <w:rPr>
-          <w:sz w:val="24"/>
-          <w:lang w:val="ru-RU"/>
-        </w:rPr>
-      </w:pPr>
-      <w:r>
-        <w:rPr>
-          <w:sz w:val="24"/>
-          <w:lang w:val="ru-RU"/>
-        </w:rPr>
-        <w:t>Вынос разрешил:       __________________</w:t>
+      <w:proofErr w:type="gramStart"/>
+      <w:r>
+        <w:rPr>
+          <w:sz w:val="24"/>
+          <w:lang w:val="ru-RU"/>
+        </w:rPr>
+        <w:t xml:space="preserve">Менеджер:   </w:t>
+      </w:r>
+      <w:proofErr w:type="gramEnd"/>
+      <w:r>
+        <w:rPr>
+          <w:sz w:val="24"/>
+          <w:lang w:val="ru-RU"/>
+        </w:rPr>
+        <w:t xml:space="preserve">              ________________________</w:t>
+      </w:r>
+    </w:p>
+    <w:p>
+      <w:pPr>
+        <w:rPr>
+          <w:sz w:val="24"/>
+          <w:lang w:val="ru-RU"/>
+        </w:rPr>
+      </w:pPr>
+    </w:p>
+    <w:p>
+      <w:pPr>
+        <w:rPr>
+          <w:sz w:val="24"/>
+          <w:lang w:val="ru-RU"/>
+        </w:rPr>
+      </w:pPr>
+      <w:r>
+        <w:rPr>
+          <w:sz w:val="24"/>
+          <w:lang w:val="ru-RU"/>
+        </w:rPr>
+        <w:t xml:space="preserve">Вынос </w:t>
+      </w:r>
+      <w:proofErr w:type="gramStart"/>
+      <w:r>
+        <w:rPr>
+          <w:sz w:val="24"/>
+          <w:lang w:val="ru-RU"/>
+        </w:rPr>
+        <w:t xml:space="preserve">разрешил:   </w:t>
+      </w:r>
+      <w:proofErr w:type="gramEnd"/>
+      <w:r>
+        <w:rPr>
+          <w:sz w:val="24"/>
+          <w:lang w:val="ru-RU"/>
+        </w:rPr>
+        <w:t xml:space="preserve">    __________________</w:t>
       </w:r>
       <w:r>
         <w:rPr>
@@ -617,7 +660,19 @@
         <w:rPr>
           <w:sz w:val="24"/>
         </w:rPr>
-        <w:t>[date]</w:t>
+        <w:t>{</w:t>
+      </w:r>
+      <w:r>
+        <w:rPr>
+          <w:sz w:val="24"/>
+        </w:rPr>
+        <w:t>date</w:t>
+      </w:r>
+      <w:r>
+        <w:rPr>
+          <w:sz w:val="24"/>
+        </w:rPr>
+        <w:t>}</w:t>
       </w:r>
     </w:p>
     <w:p>
@@ -659,7 +714,7 @@
 </file>
 
 <file path=word/styles.xml><?xml version="1.0" encoding="utf-8"?>
-<w:styles xmlns:mc="http://schemas.openxmlformats.org/markup-compatibility/2006" xmlns:r="http://schemas.openxmlformats.org/officeDocument/2006/relationships" xmlns:w="http://schemas.openxmlformats.org/wordprocessingml/2006/main" xmlns:w14="http://schemas.microsoft.com/office/word/2010/wordml" xmlns:w15="http://schemas.microsoft.com/office/word/2012/wordml" xmlns:w16cex="http://schemas.microsoft.com/office/word/2018/wordml/cex" xmlns:w16cid="http://schemas.microsoft.com/office/word/2016/wordml/cid" xmlns:w16="http://schemas.microsoft.com/office/word/2018/wordml" xmlns:w16du="http://schemas.microsoft.com/office/word/2023/wordml/word16du" xmlns:w16sdtdh="http://schemas.microsoft.com/office/word/2020/wordml/sdtdatahash" xmlns:w16sdtfl="http://schemas.microsoft.com/office/word/2024/wordml/sdtformatlock" xmlns:w16se="http://schemas.microsoft.com/office/word/2015/wordml/symex" mc:Ignorable="w14 w15 w16se w16cid w16 w16cex w16sdtdh w16sdtfl w16du">
+<w:styles xmlns:mc="http://schemas.openxmlformats.org/markup-compatibility/2006" xmlns:r="http://schemas.openxmlformats.org/officeDocument/2006/relationships" xmlns:w="http://schemas.openxmlformats.org/wordprocessingml/2006/main" xmlns:w14="http://schemas.microsoft.com/office/word/2010/wordml" xmlns:w15="http://schemas.microsoft.com/office/word/2012/wordml" xmlns:w16cex="http://schemas.microsoft.com/office/word/2018/wordml/cex" xmlns:w16cid="http://schemas.microsoft.com/office/word/2016/wordml/cid" xmlns:w16="http://schemas.microsoft.com/office/word/2018/wordml" xmlns:w16sdtdh="http://schemas.microsoft.com/office/word/2020/wordml/sdtdatahash" xmlns:w16se="http://schemas.microsoft.com/office/word/2015/wordml/symex" mc:Ignorable="w14 w15 w16se w16cid w16 w16cex w16sdtdh">
   <w:docDefaults>
     <w:rPrDefault>
       <w:rPr>
@@ -950,7 +1005,7 @@
     <w:lsdException w:name="Unresolved Mention" w:semiHidden="1" w:uiPriority="99" w:unhideWhenUsed="1"/>
     <w:lsdException w:name="Smart Link" w:semiHidden="1" w:uiPriority="99" w:unhideWhenUsed="1"/>
   </w:latentStyles>
-  <w:style w:type="paragraph" w:default="1" w:styleId="Normal">
+  <w:style w:type="paragraph" w:default="1" w:styleId="a">
     <w:name w:val="Normal"/>
     <w:qFormat/>
     <w:pPr>
@@ -965,10 +1020,10 @@
       <w:lang w:val="en-US" w:eastAsia="en-US"/>
     </w:rPr>
   </w:style>
-  <w:style w:type="paragraph" w:styleId="Heading1">
+  <w:style w:type="paragraph" w:styleId="1">
     <w:name w:val="heading 1"/>
-    <w:basedOn w:val="Normal"/>
-    <w:next w:val="Normal"/>
+    <w:basedOn w:val="a"/>
+    <w:next w:val="a"/>
     <w:qFormat/>
     <w:pPr>
       <w:keepNext/>
@@ -979,12 +1034,13 @@
       <w:sz w:val="24"/>
     </w:rPr>
   </w:style>
-  <w:style w:type="character" w:default="1" w:styleId="DefaultParagraphFont">
+  <w:style w:type="character" w:default="1" w:styleId="a0">
     <w:name w:val="Default Paragraph Font"/>
     <w:uiPriority w:val="1"/>
+    <w:semiHidden/>
     <w:unhideWhenUsed/>
   </w:style>
-  <w:style w:type="table" w:default="1" w:styleId="TableNormal">
+  <w:style w:type="table" w:default="1" w:styleId="a1">
     <w:name w:val="Normal Table"/>
     <w:uiPriority w:val="99"/>
     <w:semiHidden/>
@@ -999,15 +1055,15 @@
       </w:tblCellMar>
     </w:tblPr>
   </w:style>
-  <w:style w:type="numbering" w:default="1" w:styleId="NoList">
+  <w:style w:type="numbering" w:default="1" w:styleId="a2">
     <w:name w:val="No List"/>
     <w:uiPriority w:val="99"/>
     <w:semiHidden/>
     <w:unhideWhenUsed/>
   </w:style>
-  <w:style w:type="paragraph" w:styleId="BalloonText">
+  <w:style w:type="paragraph" w:styleId="a3">
     <w:name w:val="Balloon Text"/>
-    <w:basedOn w:val="Normal"/>
+    <w:basedOn w:val="a"/>
     <w:semiHidden/>
     <w:rPr>
       <w:rFonts w:ascii="Tahoma" w:hAnsi="Tahoma" w:cs="Tahoma"/>
@@ -1017,7 +1073,7 @@
   </w:style>
   <w:style w:type="character" w:customStyle="1" w:styleId="ui-provider">
     <w:name w:val="ui-provider"/>
-    <w:basedOn w:val="DefaultParagraphFont"/>
+    <w:basedOn w:val="a0"/>
     <w:rsid w:val="00C614E3"/>
   </w:style>
 </w:styles>

--- a/templateIssue.docx
+++ b/templateIssue.docx
@@ -583,7 +583,6 @@
       <w:pPr>
         <w:rPr>
           <w:sz w:val="24"/>
-          <w:lang w:val="ru-RU"/>
         </w:rPr>
       </w:pPr>
       <w:r>
@@ -619,10 +618,31 @@
       <w:r>
         <w:rPr>
           <w:sz w:val="24"/>
-          <w:lang w:val="ru-RU"/>
-        </w:rPr>
-        <w:t>Бушин Андрей</w:t>
-      </w:r>
+        </w:rPr>
+        <w:t>{</w:t>
+      </w:r>
+      <w:proofErr w:type="spellStart"/>
+      <w:r>
+        <w:rPr>
+          <w:sz w:val="24"/>
+        </w:rPr>
+        <w:t>issuedBy</w:t>
+      </w:r>
+      <w:proofErr w:type="spellEnd"/>
+      <w:r>
+        <w:rPr>
+          <w:sz w:val="24"/>
+        </w:rPr>
+        <w:t>}</w:t>
+      </w:r>
+    </w:p>
+    <w:p>
+      <w:pPr>
+        <w:rPr>
+          <w:sz w:val="24"/>
+          <w:lang w:val="ru-RU"/>
+        </w:rPr>
+      </w:pPr>
     </w:p>
     <w:p>
       <w:pPr>
@@ -1037,7 +1057,6 @@
   <w:style w:type="character" w:default="1" w:styleId="a0">
     <w:name w:val="Default Paragraph Font"/>
     <w:uiPriority w:val="1"/>
-    <w:semiHidden/>
     <w:unhideWhenUsed/>
   </w:style>
   <w:style w:type="table" w:default="1" w:styleId="a1">
